--- a/templates/Consent_Template.docx
+++ b/templates/Consent_Template.docx
@@ -288,6 +288,8 @@
       </w:r>
       <w:r>
         <w:rPr>
+          <w:b/>
+          <w:bCs/>
           <w:sz w:val="28"/>
           <w:szCs w:val="28"/>
         </w:rPr>
